--- a/Capdevila_CS499.docx
+++ b/Capdevila_CS499.docx
@@ -4,88 +4,146 @@
   <w:body>
     <w:p>
       <w:pPr>
-        <w:pStyle w:val="NormalWeb"/>
+        <w:spacing w:before="100" w:beforeAutospacing="1" w:after="100" w:afterAutospacing="1" w:line="240" w:lineRule="auto"/>
         <w:ind w:firstLine="720"/>
+        <w:rPr>
+          <w:rFonts w:ascii="Times New Roman" w:eastAsia="Times New Roman" w:hAnsi="Times New Roman" w:cs="Times New Roman"/>
+          <w:kern w:val="0"/>
+          <w14:ligatures w14:val="none"/>
+        </w:rPr>
       </w:pPr>
       <w:r>
-        <w:t xml:space="preserve">The artifact included in my </w:t>
-      </w:r>
-      <w:proofErr w:type="spellStart"/>
-      <w:r>
-        <w:t>ePortfolio</w:t>
-      </w:r>
-      <w:proofErr w:type="spellEnd"/>
-      <w:r>
-        <w:t xml:space="preserve"> is a C++ advising assistant program developed as part of my coursework in CS 499. This program was originally created during Project Two of the course and builds upon earlier work from Project One, where algorithmic designs and data structure analysis were performed. The artifact implements a binary search tree (BST) to store and organize course data, allowing users to load course information from a file, print a sorted list of courses, and search for specific courses along with their prerequisites. The original version of this program was created during the course to demonstrate understanding of data structures and algorithms, while the enhanced version reflects improvements made to performance, memory management, and overall code quality.</w:t>
-      </w:r>
-    </w:p>
-    <w:p>
-      <w:pPr>
-        <w:pStyle w:val="NormalWeb"/>
-        <w:ind w:firstLine="720"/>
-      </w:pPr>
-      <w:r>
-        <w:t>I selected this artifact because it clearly demonstrates my ability to apply core computer science concepts, particularly in algorithms and data structures, to solve a practical problem. The advising assistant program simulates a real-world scenario where academic advisors need efficient access to course information, making it both relevant and meaningful. Key components of this artifact highlight my technical abilities, including the implementation of a binary search tree, which demonstrates my understanding of hierarchical data structures and efficient searching and sorting techniques. Additionally, the use of recursive algorithms for insertion, traversal, and searching illustrates my ability to apply recursion effectively. The program also incorporates file parsing and structured data handling, further showcasing my ability to process and organize data. Furthermore, the original project required analysis of multiple data structures, including vectors, hash tables, and binary search trees, reinforcing my understanding of algorithmic trade-offs and efficiency.</w:t>
-      </w:r>
-    </w:p>
-    <w:p>
-      <w:pPr>
-        <w:pStyle w:val="NormalWeb"/>
-        <w:ind w:firstLine="720"/>
-      </w:pPr>
-      <w:r>
-        <w:t xml:space="preserve">The artifact was enhanced in several important ways to improve both performance and code quality. One major improvement was optimizing the insertion logic by eliminating the need for a separate search operation to detect duplicates, which reduced unnecessary traversal and improved efficiency. Another significant enhancement was replacing raw pointers with smart pointers, specifically </w:t>
+        <w:rPr>
+          <w:rFonts w:ascii="Times New Roman" w:eastAsia="Times New Roman" w:hAnsi="Times New Roman" w:cs="Times New Roman"/>
+          <w:kern w:val="0"/>
+          <w14:ligatures w14:val="none"/>
+        </w:rPr>
+        <w:t>The artifact I selected is a C++ Course Planner application originally created for CS 300 Project Two on August 15, 2025. The program loads course data from a structured text file, stores each course including its number, title, and prerequisites, prints a sorted list of courses, and allows the user to search for a specific course to display its prerequisite requirements. For CS 499, I enhanced the artifact in multiple stages. The first enhancement improved input handling and added duplicate detection and reporting. The second enhancement modernized the program by introducing smart pointers (</w:t>
       </w:r>
       <w:proofErr w:type="spellStart"/>
       <w:r>
         <w:rPr>
-          <w:rStyle w:val="HTMLCode"/>
-          <w:rFonts w:ascii="Times New Roman" w:eastAsiaTheme="majorEastAsia" w:hAnsi="Times New Roman" w:cs="Times New Roman"/>
-          <w:sz w:val="24"/>
-          <w:szCs w:val="24"/>
+          <w:rFonts w:ascii="Courier New" w:eastAsia="Times New Roman" w:hAnsi="Courier New" w:cs="Courier New"/>
+          <w:kern w:val="0"/>
+          <w:sz w:val="20"/>
+          <w:szCs w:val="20"/>
+          <w14:ligatures w14:val="none"/>
         </w:rPr>
         <w:t>unique_ptr</w:t>
       </w:r>
       <w:proofErr w:type="spellEnd"/>
       <w:r>
-        <w:t>, to ensure safer memory management and eliminate the risk of memory leaks. Input handling was also improved by normalizing course numbers consistently at the point of entry, which increased reliability and prevented subtle bugs related to inconsistent formatting. Additionally, string parsing was made more robust by implementing safer trimming logic to handle malformed or empty input without causing runtime errors. Finally, overall readability and maintainability were improved by refactoring functions to use const references where appropriate and by standardizing output formatting.</w:t>
+        <w:rPr>
+          <w:rFonts w:ascii="Times New Roman" w:eastAsia="Times New Roman" w:hAnsi="Times New Roman" w:cs="Times New Roman"/>
+          <w:kern w:val="0"/>
+          <w14:ligatures w14:val="none"/>
+        </w:rPr>
+        <w:t>) for improved memory safety, eliminated duplicate traversals to increase efficiency, and refined parsing and normalization. In the final enhancement, I extended the program to support database-style updates by allowing data to be modified in memory and saved back to the file, effectively treating the file as a simple persistent database.</w:t>
       </w:r>
     </w:p>
     <w:p>
       <w:pPr>
-        <w:pStyle w:val="NormalWeb"/>
+        <w:spacing w:before="100" w:beforeAutospacing="1" w:after="100" w:afterAutospacing="1" w:line="240" w:lineRule="auto"/>
         <w:ind w:firstLine="720"/>
+        <w:rPr>
+          <w:rFonts w:ascii="Times New Roman" w:eastAsia="Times New Roman" w:hAnsi="Times New Roman" w:cs="Times New Roman"/>
+          <w:kern w:val="0"/>
+          <w14:ligatures w14:val="none"/>
+        </w:rPr>
       </w:pPr>
       <w:r>
-        <w:t>This enhancement supports progress toward several Computer Science program outcomes. It demonstrates my ability to design and evaluate computing solutions using algorithmic principles, particularly through the optimization of binary search tree operations. It also reflects my ability to use modern tools and techniques, as shown by the implementation of smart pointers for improved memory safety. In addition, the structured design, clear commenting, and improved readability of the code contribute to producing professional-quality work that can be easily understood and maintained. I believe I successfully met the outcomes I planned to achieve in Module One, especially in strengthening my understanding of data structures and improving my ability to refine and optimize existing code. At this time, I do not see a need to significantly update my outcome-coverage plans, although I will continue to focus on scalability and efficiency in future work.</w:t>
+        <w:rPr>
+          <w:rFonts w:ascii="Times New Roman" w:eastAsia="Times New Roman" w:hAnsi="Times New Roman" w:cs="Times New Roman"/>
+          <w:kern w:val="0"/>
+          <w14:ligatures w14:val="none"/>
+        </w:rPr>
+        <w:t xml:space="preserve">I selected this artifact because it demonstrates my ability to work with structured data and improve an existing program using professional software development practices. Although the application does not use a traditional SQL database, it still reflects core database concepts such as managing structured records, ensuring data consistency, performing reliable search and retrieval, and supporting persistent storage. The artifact showcases my skills through data modeling using a consistent course structure, efficient retrieval using a binary search tree </w:t>
+      </w:r>
+      <w:proofErr w:type="gramStart"/>
+      <w:r>
+        <w:rPr>
+          <w:rFonts w:ascii="Times New Roman" w:eastAsia="Times New Roman" w:hAnsi="Times New Roman" w:cs="Times New Roman"/>
+          <w:kern w:val="0"/>
+          <w14:ligatures w14:val="none"/>
+        </w:rPr>
+        <w:t>similar to</w:t>
+      </w:r>
+      <w:proofErr w:type="gramEnd"/>
+      <w:r>
+        <w:rPr>
+          <w:rFonts w:ascii="Times New Roman" w:eastAsia="Times New Roman" w:hAnsi="Times New Roman" w:cs="Times New Roman"/>
+          <w:kern w:val="0"/>
+          <w14:ligatures w14:val="none"/>
+        </w:rPr>
+        <w:t xml:space="preserve"> database indexing, and input normalization to maintain integrity and prevent duplicate records. I also implemented defensive parsing techniques to handle inconsistent input and improved maintainability by replacing raw pointers with smart pointers. The most significant improvement was adding update and persistence functionality, allowing users to add courses, modify course information, and save changes. This transforms the program from a read-only system into one that supports core database-like operations and enforces integrity rules.</w:t>
       </w:r>
     </w:p>
     <w:p>
       <w:pPr>
-        <w:pStyle w:val="NormalWeb"/>
+        <w:spacing w:before="100" w:beforeAutospacing="1" w:after="100" w:afterAutospacing="1" w:line="240" w:lineRule="auto"/>
         <w:ind w:firstLine="720"/>
+        <w:rPr>
+          <w:rFonts w:ascii="Times New Roman" w:eastAsia="Times New Roman" w:hAnsi="Times New Roman" w:cs="Times New Roman"/>
+          <w:kern w:val="0"/>
+          <w14:ligatures w14:val="none"/>
+        </w:rPr>
       </w:pPr>
       <w:r>
-        <w:lastRenderedPageBreak/>
-        <w:t>The process of enhancing this artifact was a valuable learning experience that deepened my understanding of software design and development. One of the most important lessons I learned was how small design changes can have a meaningful impact on performance and maintainability. For example, improving the insertion logic not only increased efficiency but also simplified the structure of the code. I also gained a stronger understanding of modern C++ practices, particularly the use of smart pointers and the concept of memory ownership, which are essential for writing safe and reliable programs.</w:t>
+        <w:rPr>
+          <w:rFonts w:ascii="Times New Roman" w:eastAsia="Times New Roman" w:hAnsi="Times New Roman" w:cs="Times New Roman"/>
+          <w:kern w:val="0"/>
+          <w14:ligatures w14:val="none"/>
+        </w:rPr>
+        <w:t xml:space="preserve">This milestone demonstrates progress toward several Computer Science program outcomes. I met Outcome 3 by improving algorithm efficiency and refining the program’s structure while considering trade-offs such as binary search tree performance. I addressed Outcome 4 by applying modern C++ practices, including smart pointers and modular design, to create a more maintainable and professional solution. I also demonstrated elements of Outcome 5 by incorporating defensive programming techniques, improving input validation, and enforcing data integrity rules to reduce the risk of corrupted or inconsistent data. Overall, I achieved the outcomes I planned in Module One. As a future improvement, I would enhance the system by adding validation to ensure prerequisites exist as valid courses, </w:t>
+      </w:r>
+      <w:proofErr w:type="gramStart"/>
+      <w:r>
+        <w:rPr>
+          <w:rFonts w:ascii="Times New Roman" w:eastAsia="Times New Roman" w:hAnsi="Times New Roman" w:cs="Times New Roman"/>
+          <w:kern w:val="0"/>
+          <w14:ligatures w14:val="none"/>
+        </w:rPr>
+        <w:t>similar to</w:t>
+      </w:r>
+      <w:proofErr w:type="gramEnd"/>
+      <w:r>
+        <w:rPr>
+          <w:rFonts w:ascii="Times New Roman" w:eastAsia="Times New Roman" w:hAnsi="Times New Roman" w:cs="Times New Roman"/>
+          <w:kern w:val="0"/>
+          <w14:ligatures w14:val="none"/>
+        </w:rPr>
+        <w:t xml:space="preserve"> a foreign key constraint, and by implementing automated testing for parsing and update functionality.</w:t>
       </w:r>
     </w:p>
     <w:p>
       <w:pPr>
-        <w:pStyle w:val="NormalWeb"/>
+        <w:spacing w:before="100" w:beforeAutospacing="1" w:after="100" w:afterAutospacing="1" w:line="240" w:lineRule="auto"/>
         <w:ind w:firstLine="720"/>
+        <w:rPr>
+          <w:rFonts w:ascii="Times New Roman" w:eastAsia="Times New Roman" w:hAnsi="Times New Roman" w:cs="Times New Roman"/>
+          <w:kern w:val="0"/>
+          <w14:ligatures w14:val="none"/>
+        </w:rPr>
       </w:pPr>
       <w:r>
-        <w:t>During this process, I encountered several challenges. Refactoring the binary search tree to use smart pointers required me to rethink how nodes were created, managed, and passed between functions. Ensuring that recursive operations continued to function correctly with this new structure required careful testing and attention to detail. Another challenge was improving the robustness of file parsing without disrupting existing functionality. Handling edge cases, such as empty or improperly formatted lines, required additional validation and testing to ensure the program remained stable.</w:t>
+        <w:rPr>
+          <w:rFonts w:ascii="Times New Roman" w:eastAsia="Times New Roman" w:hAnsi="Times New Roman" w:cs="Times New Roman"/>
+          <w:kern w:val="0"/>
+          <w14:ligatures w14:val="none"/>
+        </w:rPr>
+        <w:t xml:space="preserve">Enhancing this artifact helped me understand how professional software evolves through refactoring and iterative improvement rather than simply adding new features. I learned that consistency is critical when working with structured data, especially when using identifiers like course numbers, as normalization prevents subtle bugs and duplicate entries. I also gained a deeper appreciation for safe memory management in C++, as switching to smart pointers improved reliability and maintainability. Additionally, I learned that introducing persistence significantly changes program design by requiring clear separation between in-memory data and stored data, as well as enforcing integrity rules during saving. The main challenges I faced included refactoring existing code without breaking functionality, adapting pointer-based structures to use smart pointers, and designing update and save features that maintain a stable file </w:t>
+      </w:r>
+      <w:r>
+        <w:rPr>
+          <w:rFonts w:ascii="Times New Roman" w:eastAsia="Times New Roman" w:hAnsi="Times New Roman" w:cs="Times New Roman"/>
+          <w:kern w:val="0"/>
+          <w14:ligatures w14:val="none"/>
+        </w:rPr>
+        <w:lastRenderedPageBreak/>
+        <w:t>format while preventing duplicate or malformed records. Overall, this process strengthened my skills in refactoring, defensive programming, and managing structured data systems.</w:t>
       </w:r>
     </w:p>
-    <w:p>
-      <w:pPr>
-        <w:rPr>
-          <w:rFonts w:ascii="Times New Roman" w:hAnsi="Times New Roman" w:cs="Times New Roman"/>
-        </w:rPr>
-      </w:pPr>
-    </w:p>
+    <w:p/>
     <w:sectPr>
       <w:pgSz w:w="12240" w:h="15840"/>
       <w:pgMar w:top="1440" w:right="1440" w:bottom="1440" w:left="1440" w:header="720" w:footer="720" w:gutter="0"/>
